--- a/data/outputs/v2/Grade11/Biology/Quizzes/SS3.1_Reproduction_in_Animals/Biology_G11_SS3.1_Reproduction_in_Animals_L5_AnswerKey.docx
+++ b/data/outputs/v2/Grade11/Biology/Quizzes/SS3.1_Reproduction_in_Animals/Biology_G11_SS3.1_Reproduction_in_Animals_L5_AnswerKey.docx
@@ -1775,7 +1775,7 @@
         </w:rPr>
         <w:t xml:space="preserve">© 2026 SeaVuria and ARES. Aligned with KICD objectives. Developed by SeaVuria; technical implementation by ARES (with AI assistance from Claude). Licensed under </w:t>
       </w:r>
-      <w:hyperlink w:history="1" r:id="rIdxktc0ahaympmnxgi8yfd2">
+      <w:hyperlink w:history="1" r:id="rId9ndqiap3wixwmcbfcvw9l">
         <w:r>
           <w:rPr>
             <w:rFonts w:ascii="Arial" w:cs="Arial" w:eastAsia="Arial" w:hAnsi="Arial"/>
@@ -1796,7 +1796,7 @@
         </w:rPr>
         <w:t xml:space="preserve"> (</w:t>
       </w:r>
-      <w:hyperlink w:history="1" r:id="rIdcobtvtnbfa2ry7h0ltm5x">
+      <w:hyperlink w:history="1" r:id="rId32tjd5etxiy5g1ceyumfr">
         <w:r>
           <w:rPr>
             <w:rFonts w:ascii="Arial" w:cs="Arial" w:eastAsia="Arial" w:hAnsi="Arial"/>

--- a/data/outputs/v2/Grade11/Biology/Quizzes/SS3.1_Reproduction_in_Animals/Biology_G11_SS3.1_Reproduction_in_Animals_L5_AnswerKey.docx
+++ b/data/outputs/v2/Grade11/Biology/Quizzes/SS3.1_Reproduction_in_Animals/Biology_G11_SS3.1_Reproduction_in_Animals_L5_AnswerKey.docx
@@ -1775,7 +1775,7 @@
         </w:rPr>
         <w:t xml:space="preserve">© 2026 SeaVuria and ARES. Aligned with KICD objectives. Developed by SeaVuria; technical implementation by ARES (with AI assistance from Claude). Licensed under </w:t>
       </w:r>
-      <w:hyperlink w:history="1" r:id="rId9ndqiap3wixwmcbfcvw9l">
+      <w:hyperlink w:history="1" r:id="rIdga_vwiwlhgseia0dwzvzx">
         <w:r>
           <w:rPr>
             <w:rFonts w:ascii="Arial" w:cs="Arial" w:eastAsia="Arial" w:hAnsi="Arial"/>
@@ -1796,7 +1796,7 @@
         </w:rPr>
         <w:t xml:space="preserve"> (</w:t>
       </w:r>
-      <w:hyperlink w:history="1" r:id="rId32tjd5etxiy5g1ceyumfr">
+      <w:hyperlink w:history="1" r:id="rIdcraabkoqjljyggeqfxaxs">
         <w:r>
           <w:rPr>
             <w:rFonts w:ascii="Arial" w:cs="Arial" w:eastAsia="Arial" w:hAnsi="Arial"/>
